--- a/public/templates/6. Lampiran SPD.docx
+++ b/public/templates/6. Lampiran SPD.docx
@@ -4,7 +4,7 @@
   <w:body>
     <w:p>
       <w:pPr>
-        <w:pStyle w:val="Judul"/>
+        <w:pStyle w:val="Title"/>
       </w:pPr>
       <w:r>
         <w:t>LAMPIRAN</w:t>
@@ -24,7 +24,7 @@
     </w:p>
     <w:p>
       <w:pPr>
-        <w:pStyle w:val="TeksIsi"/>
+        <w:pStyle w:val="BodyText"/>
         <w:tabs>
           <w:tab w:val="left" w:pos="909"/>
         </w:tabs>
@@ -53,7 +53,7 @@
     </w:p>
     <w:p>
       <w:pPr>
-        <w:pStyle w:val="TeksIsi"/>
+        <w:pStyle w:val="BodyText"/>
         <w:spacing w:before="162"/>
         <w:ind w:left="204"/>
       </w:pPr>
@@ -81,23 +81,23 @@
     </w:p>
     <w:p>
       <w:pPr>
-        <w:pStyle w:val="TeksIsi"/>
+        <w:pStyle w:val="BodyText"/>
       </w:pPr>
     </w:p>
     <w:p>
       <w:pPr>
-        <w:pStyle w:val="TeksIsi"/>
+        <w:pStyle w:val="BodyText"/>
       </w:pPr>
     </w:p>
     <w:p>
       <w:pPr>
-        <w:pStyle w:val="TeksIsi"/>
+        <w:pStyle w:val="BodyText"/>
         <w:spacing w:before="32"/>
       </w:pPr>
     </w:p>
     <w:p>
       <w:pPr>
-        <w:pStyle w:val="TeksIsi"/>
+        <w:pStyle w:val="BodyText"/>
         <w:tabs>
           <w:tab w:val="left" w:pos="4066"/>
         </w:tabs>
@@ -126,7 +126,7 @@
     </w:p>
     <w:p>
       <w:pPr>
-        <w:pStyle w:val="TeksIsi"/>
+        <w:pStyle w:val="BodyText"/>
         <w:tabs>
           <w:tab w:val="left" w:pos="4066"/>
         </w:tabs>
@@ -180,7 +180,7 @@
     </w:p>
     <w:p>
       <w:pPr>
-        <w:pStyle w:val="TeksIsi"/>
+        <w:pStyle w:val="BodyText"/>
         <w:tabs>
           <w:tab w:val="left" w:pos="4066"/>
         </w:tabs>
@@ -228,7 +228,7 @@
     </w:p>
     <w:p>
       <w:pPr>
-        <w:pStyle w:val="TeksIsi"/>
+        <w:pStyle w:val="BodyText"/>
         <w:spacing w:before="3"/>
         <w:rPr>
           <w:sz w:val="11"/>
@@ -1779,6 +1779,12 @@
                 <w:sz w:val="16"/>
               </w:rPr>
             </w:pPr>
+            <w:r>
+              <w:rPr>
+                <w:sz w:val="16"/>
+              </w:rPr>
+              <w:t>Kendaraan Umum</w:t>
+            </w:r>
           </w:p>
         </w:tc>
         <w:tc>
@@ -1869,18 +1875,18 @@
     </w:tbl>
     <w:p>
       <w:pPr>
-        <w:pStyle w:val="TeksIsi"/>
+        <w:pStyle w:val="BodyText"/>
       </w:pPr>
     </w:p>
     <w:p>
       <w:pPr>
-        <w:pStyle w:val="TeksIsi"/>
+        <w:pStyle w:val="BodyText"/>
         <w:spacing w:before="103"/>
       </w:pPr>
     </w:p>
     <w:p>
       <w:pPr>
-        <w:pStyle w:val="TeksIsi"/>
+        <w:pStyle w:val="BodyText"/>
         <w:spacing w:before="1" w:line="333" w:lineRule="auto"/>
         <w:ind w:left="12159" w:right="1704" w:firstLine="2"/>
         <w:jc w:val="right"/>
@@ -1909,7 +1915,7 @@
     </w:p>
     <w:p>
       <w:pPr>
-        <w:pStyle w:val="TeksIsi"/>
+        <w:pStyle w:val="BodyText"/>
         <w:spacing w:before="1" w:line="333" w:lineRule="auto"/>
         <w:ind w:left="12159" w:right="1704" w:firstLine="2"/>
         <w:jc w:val="right"/>
@@ -1941,23 +1947,23 @@
     </w:p>
     <w:p>
       <w:pPr>
-        <w:pStyle w:val="TeksIsi"/>
+        <w:pStyle w:val="BodyText"/>
       </w:pPr>
     </w:p>
     <w:p>
       <w:pPr>
-        <w:pStyle w:val="TeksIsi"/>
+        <w:pStyle w:val="BodyText"/>
       </w:pPr>
     </w:p>
     <w:p>
       <w:pPr>
-        <w:pStyle w:val="TeksIsi"/>
+        <w:pStyle w:val="BodyText"/>
         <w:spacing w:before="36"/>
       </w:pPr>
     </w:p>
     <w:p>
       <w:pPr>
-        <w:pStyle w:val="TeksIsi"/>
+        <w:pStyle w:val="BodyText"/>
         <w:spacing w:line="333" w:lineRule="auto"/>
         <w:ind w:left="12168" w:right="1696" w:firstLine="224"/>
       </w:pPr>
@@ -2389,13 +2395,13 @@
       <w:lang w:val="ms"/>
     </w:rPr>
   </w:style>
-  <w:style w:type="character" w:default="1" w:styleId="FontParagrafDefault">
+  <w:style w:type="character" w:default="1" w:styleId="DefaultParagraphFont">
     <w:name w:val="Default Paragraph Font"/>
     <w:uiPriority w:val="1"/>
     <w:semiHidden/>
     <w:unhideWhenUsed/>
   </w:style>
-  <w:style w:type="table" w:default="1" w:styleId="TabelNormal">
+  <w:style w:type="table" w:default="1" w:styleId="TableNormal">
     <w:name w:val="Normal Table"/>
     <w:uiPriority w:val="99"/>
     <w:semiHidden/>
@@ -2410,13 +2416,13 @@
       </w:tblCellMar>
     </w:tblPr>
   </w:style>
-  <w:style w:type="numbering" w:default="1" w:styleId="TidakAdaDaftar">
+  <w:style w:type="numbering" w:default="1" w:styleId="NoList">
     <w:name w:val="No List"/>
     <w:uiPriority w:val="99"/>
     <w:semiHidden/>
     <w:unhideWhenUsed/>
   </w:style>
-  <w:style w:type="paragraph" w:styleId="TeksIsi">
+  <w:style w:type="paragraph" w:styleId="BodyText">
     <w:name w:val="Body Text"/>
     <w:basedOn w:val="Normal"/>
     <w:uiPriority w:val="1"/>
@@ -2426,7 +2432,7 @@
       <w:szCs w:val="16"/>
     </w:rPr>
   </w:style>
-  <w:style w:type="paragraph" w:styleId="Judul">
+  <w:style w:type="paragraph" w:styleId="Title">
     <w:name w:val="Title"/>
     <w:basedOn w:val="Normal"/>
     <w:uiPriority w:val="10"/>
@@ -2442,7 +2448,7 @@
       <w:szCs w:val="16"/>
     </w:rPr>
   </w:style>
-  <w:style w:type="paragraph" w:styleId="DaftarParagraf">
+  <w:style w:type="paragraph" w:styleId="ListParagraph">
     <w:name w:val="List Paragraph"/>
     <w:basedOn w:val="Normal"/>
     <w:uiPriority w:val="1"/>

--- a/public/templates/6. Lampiran SPD.docx
+++ b/public/templates/6. Lampiran SPD.docx
@@ -1686,6 +1686,20 @@
                 <w:sz w:val="16"/>
               </w:rPr>
             </w:pPr>
+          </w:p>
+          <w:p>
+            <w:pPr>
+              <w:pStyle w:val="TableParagraph"/>
+              <w:rPr>
+                <w:sz w:val="16"/>
+              </w:rPr>
+            </w:pPr>
+            <w:r>
+              <w:rPr>
+                <w:sz w:val="16"/>
+              </w:rPr>
+              <w:t>{pangkat}</w:t>
+            </w:r>
           </w:p>
         </w:tc>
         <w:tc>

--- a/public/templates/6. Lampiran SPD.docx
+++ b/public/templates/6. Lampiran SPD.docx
@@ -4,7 +4,7 @@
   <w:body>
     <w:p>
       <w:pPr>
-        <w:pStyle w:val="Title"/>
+        <w:pStyle w:val="Judul"/>
       </w:pPr>
       <w:r>
         <w:t>LAMPIRAN</w:t>
@@ -24,7 +24,7 @@
     </w:p>
     <w:p>
       <w:pPr>
-        <w:pStyle w:val="BodyText"/>
+        <w:pStyle w:val="TeksIsi"/>
         <w:tabs>
           <w:tab w:val="left" w:pos="909"/>
         </w:tabs>
@@ -53,7 +53,7 @@
     </w:p>
     <w:p>
       <w:pPr>
-        <w:pStyle w:val="BodyText"/>
+        <w:pStyle w:val="TeksIsi"/>
         <w:spacing w:before="162"/>
         <w:ind w:left="204"/>
       </w:pPr>
@@ -81,23 +81,23 @@
     </w:p>
     <w:p>
       <w:pPr>
-        <w:pStyle w:val="BodyText"/>
+        <w:pStyle w:val="TeksIsi"/>
       </w:pPr>
     </w:p>
     <w:p>
       <w:pPr>
-        <w:pStyle w:val="BodyText"/>
+        <w:pStyle w:val="TeksIsi"/>
       </w:pPr>
     </w:p>
     <w:p>
       <w:pPr>
-        <w:pStyle w:val="BodyText"/>
+        <w:pStyle w:val="TeksIsi"/>
         <w:spacing w:before="32"/>
       </w:pPr>
     </w:p>
     <w:p>
       <w:pPr>
-        <w:pStyle w:val="BodyText"/>
+        <w:pStyle w:val="TeksIsi"/>
         <w:tabs>
           <w:tab w:val="left" w:pos="4066"/>
         </w:tabs>
@@ -126,7 +126,51 @@
     </w:p>
     <w:p>
       <w:pPr>
-        <w:pStyle w:val="BodyText"/>
+        <w:pStyle w:val="TeksIsi"/>
+        <w:tabs>
+          <w:tab w:val="left" w:pos="4066"/>
+        </w:tabs>
+        <w:spacing w:line="451" w:lineRule="auto"/>
+        <w:ind w:left="204" w:right="8249"/>
+        <w:rPr>
+          <w:spacing w:val="40"/>
+        </w:rPr>
+      </w:pPr>
+      <w:r>
+        <w:t>TANGGAL PENYELENGGARAAN</w:t>
+      </w:r>
+      <w:r>
+        <w:tab/>
+        <w:t>:</w:t>
+      </w:r>
+      <w:r>
+        <w:rPr>
+          <w:spacing w:val="80"/>
+        </w:rPr>
+        <w:t xml:space="preserve"> </w:t>
+      </w:r>
+      <w:r>
+        <w:t>{tanggal_awal_kegiatan}</w:t>
+      </w:r>
+      <w:r>
+        <w:t xml:space="preserve"> S/D</w:t>
+      </w:r>
+      <w:r>
+        <w:t xml:space="preserve"> </w:t>
+      </w:r>
+      <w:r>
+        <w:t>{tanggal_akhir_kegiatan}</w:t>
+      </w:r>
+      <w:r>
+        <w:rPr>
+          <w:spacing w:val="40"/>
+        </w:rPr>
+        <w:t xml:space="preserve"> </w:t>
+      </w:r>
+    </w:p>
+    <w:p>
+      <w:pPr>
+        <w:pStyle w:val="TeksIsi"/>
         <w:tabs>
           <w:tab w:val="left" w:pos="4066"/>
         </w:tabs>
@@ -134,7 +178,7 @@
         <w:ind w:left="204" w:right="8249"/>
       </w:pPr>
       <w:r>
-        <w:t>TANGGAL PENYELENGGARAAN</w:t>
+        <w:t>KOTA TEMPAT PENYELENGARAAN</w:t>
       </w:r>
       <w:r>
         <w:tab/>
@@ -147,40 +191,12 @@
         <w:t xml:space="preserve"> </w:t>
       </w:r>
       <w:r>
-        <w:t>{tanggal_awal_kegiatan}</w:t>
-      </w:r>
-      <w:r>
-        <w:t xml:space="preserve"> S/D</w:t>
-      </w:r>
-      <w:r>
-        <w:t xml:space="preserve"> {tanggal_akhir_kegiatan}</w:t>
-      </w:r>
-      <w:r>
-        <w:rPr>
-          <w:spacing w:val="40"/>
-        </w:rPr>
-        <w:t xml:space="preserve"> </w:t>
-      </w:r>
-      <w:r>
-        <w:t>KOTA TEMPAT PENYELENGARAAN</w:t>
-      </w:r>
-      <w:r>
-        <w:tab/>
-        <w:t>:</w:t>
-      </w:r>
-      <w:r>
-        <w:rPr>
-          <w:spacing w:val="80"/>
-        </w:rPr>
-        <w:t xml:space="preserve"> </w:t>
-      </w:r>
-      <w:r>
         <w:t>JAKARTA TIMUR</w:t>
       </w:r>
     </w:p>
     <w:p>
       <w:pPr>
-        <w:pStyle w:val="BodyText"/>
+        <w:pStyle w:val="TeksIsi"/>
         <w:tabs>
           <w:tab w:val="left" w:pos="4066"/>
         </w:tabs>
@@ -228,7 +244,7 @@
     </w:p>
     <w:p>
       <w:pPr>
-        <w:pStyle w:val="BodyText"/>
+        <w:pStyle w:val="TeksIsi"/>
         <w:spacing w:before="3"/>
         <w:rPr>
           <w:sz w:val="11"/>
@@ -1889,18 +1905,18 @@
     </w:tbl>
     <w:p>
       <w:pPr>
-        <w:pStyle w:val="BodyText"/>
+        <w:pStyle w:val="TeksIsi"/>
       </w:pPr>
     </w:p>
     <w:p>
       <w:pPr>
-        <w:pStyle w:val="BodyText"/>
+        <w:pStyle w:val="TeksIsi"/>
         <w:spacing w:before="103"/>
       </w:pPr>
     </w:p>
     <w:p>
       <w:pPr>
-        <w:pStyle w:val="BodyText"/>
+        <w:pStyle w:val="TeksIsi"/>
         <w:spacing w:before="1" w:line="333" w:lineRule="auto"/>
         <w:ind w:left="12159" w:right="1704" w:firstLine="2"/>
         <w:jc w:val="right"/>
@@ -1929,7 +1945,7 @@
     </w:p>
     <w:p>
       <w:pPr>
-        <w:pStyle w:val="BodyText"/>
+        <w:pStyle w:val="TeksIsi"/>
         <w:spacing w:before="1" w:line="333" w:lineRule="auto"/>
         <w:ind w:left="12159" w:right="1704" w:firstLine="2"/>
         <w:jc w:val="right"/>
@@ -1961,23 +1977,23 @@
     </w:p>
     <w:p>
       <w:pPr>
-        <w:pStyle w:val="BodyText"/>
+        <w:pStyle w:val="TeksIsi"/>
       </w:pPr>
     </w:p>
     <w:p>
       <w:pPr>
-        <w:pStyle w:val="BodyText"/>
+        <w:pStyle w:val="TeksIsi"/>
       </w:pPr>
     </w:p>
     <w:p>
       <w:pPr>
-        <w:pStyle w:val="BodyText"/>
+        <w:pStyle w:val="TeksIsi"/>
         <w:spacing w:before="36"/>
       </w:pPr>
     </w:p>
     <w:p>
       <w:pPr>
-        <w:pStyle w:val="BodyText"/>
+        <w:pStyle w:val="TeksIsi"/>
         <w:spacing w:line="333" w:lineRule="auto"/>
         <w:ind w:left="12168" w:right="1696" w:firstLine="224"/>
       </w:pPr>
@@ -2409,13 +2425,13 @@
       <w:lang w:val="ms"/>
     </w:rPr>
   </w:style>
-  <w:style w:type="character" w:default="1" w:styleId="DefaultParagraphFont">
+  <w:style w:type="character" w:default="1" w:styleId="FontParagrafDefault">
     <w:name w:val="Default Paragraph Font"/>
     <w:uiPriority w:val="1"/>
     <w:semiHidden/>
     <w:unhideWhenUsed/>
   </w:style>
-  <w:style w:type="table" w:default="1" w:styleId="TableNormal">
+  <w:style w:type="table" w:default="1" w:styleId="TabelNormal">
     <w:name w:val="Normal Table"/>
     <w:uiPriority w:val="99"/>
     <w:semiHidden/>
@@ -2430,13 +2446,13 @@
       </w:tblCellMar>
     </w:tblPr>
   </w:style>
-  <w:style w:type="numbering" w:default="1" w:styleId="NoList">
+  <w:style w:type="numbering" w:default="1" w:styleId="TidakAdaDaftar">
     <w:name w:val="No List"/>
     <w:uiPriority w:val="99"/>
     <w:semiHidden/>
     <w:unhideWhenUsed/>
   </w:style>
-  <w:style w:type="paragraph" w:styleId="BodyText">
+  <w:style w:type="paragraph" w:styleId="TeksIsi">
     <w:name w:val="Body Text"/>
     <w:basedOn w:val="Normal"/>
     <w:uiPriority w:val="1"/>
@@ -2446,7 +2462,7 @@
       <w:szCs w:val="16"/>
     </w:rPr>
   </w:style>
-  <w:style w:type="paragraph" w:styleId="Title">
+  <w:style w:type="paragraph" w:styleId="Judul">
     <w:name w:val="Title"/>
     <w:basedOn w:val="Normal"/>
     <w:uiPriority w:val="10"/>
@@ -2462,7 +2478,7 @@
       <w:szCs w:val="16"/>
     </w:rPr>
   </w:style>
-  <w:style w:type="paragraph" w:styleId="ListParagraph">
+  <w:style w:type="paragraph" w:styleId="DaftarParagraf">
     <w:name w:val="List Paragraph"/>
     <w:basedOn w:val="Normal"/>
     <w:uiPriority w:val="1"/>
